--- a/klagomål/A 17679-2026 FSC-klagomål.docx
+++ b/klagomål/A 17679-2026 FSC-klagomål.docx
@@ -1175,7 +1175,7 @@
     <w:r>
       <w:tab/>
       <w:tab/>
-      <w:t>2026-09-14</w:t>
+      <w:t>2026-09-15</w:t>
       <w:br/>
       <w:br/>
     </w:r>

--- a/klagomål/A 17679-2026 FSC-klagomål.docx
+++ b/klagomål/A 17679-2026 FSC-klagomål.docx
@@ -1175,7 +1175,7 @@
     <w:r>
       <w:tab/>
       <w:tab/>
-      <w:t>2026-09-15</w:t>
+      <w:t>2026-09-16</w:t>
       <w:br/>
       <w:br/>
     </w:r>

--- a/klagomål/A 17679-2026 FSC-klagomål.docx
+++ b/klagomål/A 17679-2026 FSC-klagomål.docx
@@ -1175,7 +1175,7 @@
     <w:r>
       <w:tab/>
       <w:tab/>
-      <w:t>2026-09-16</w:t>
+      <w:t>2026-09-17</w:t>
       <w:br/>
       <w:br/>
     </w:r>

--- a/klagomål/A 17679-2026 FSC-klagomål.docx
+++ b/klagomål/A 17679-2026 FSC-klagomål.docx
@@ -1175,7 +1175,7 @@
     <w:r>
       <w:tab/>
       <w:tab/>
-      <w:t>2026-09-17</w:t>
+      <w:t>2026-09-18</w:t>
       <w:br/>
       <w:br/>
     </w:r>

--- a/klagomål/A 17679-2026 FSC-klagomål.docx
+++ b/klagomål/A 17679-2026 FSC-klagomål.docx
@@ -1175,7 +1175,7 @@
     <w:r>
       <w:tab/>
       <w:tab/>
-      <w:t>2026-09-18</w:t>
+      <w:t>2026-09-19</w:t>
       <w:br/>
       <w:br/>
     </w:r>

--- a/klagomål/A 17679-2026 FSC-klagomål.docx
+++ b/klagomål/A 17679-2026 FSC-klagomål.docx
@@ -178,7 +178,7 @@
       <w:r>
         <w:drawing>
           <wp:inline xmlns:a="http://schemas.openxmlformats.org/drawingml/2006/main" xmlns:pic="http://schemas.openxmlformats.org/drawingml/2006/picture">
-            <wp:extent cx="5304726" cy="5724000"/>
+            <wp:extent cx="5200387" cy="5724000"/>
             <wp:docPr id="1" name="Picture 1"/>
             <wp:cNvGraphicFramePr>
               <a:graphicFrameLocks noChangeAspect="1"/>
@@ -199,7 +199,7 @@
                   <pic:spPr>
                     <a:xfrm>
                       <a:off x="0" y="0"/>
-                      <a:ext cx="5304726" cy="5724000"/>
+                      <a:ext cx="5200387" cy="5724000"/>
                     </a:xfrm>
                     <a:prstGeom prst="rect"/>
                   </pic:spPr>
@@ -221,7 +221,7 @@
     </w:p>
     <w:p>
       <w:r>
-        <w:t>I och inom 14 meter från avverkningsanmälan finns fynd av 17 naturvårdsarter, varav 10 är rödlistade, 16 är fridlysta och 3 är typiska (T): grönfink (VU, §4), duvhök (NT, §4), entita (NT, T, §4), gulsparv (NT, §4), järnsparv (NT, §4), nordfladdermus (NT, §4a), rödvingetrast (NT, §4), skrattmås (NT, §4), tallkötticka (NT), talltita (NT, §4), bergfink (T, §4), tofsmes (T, §4), dvärgpipistrell (§4a), grönsiska (§4), kråka (§4), kungsfågel (§4) och skogsduva (§4). Se Figur 1.</w:t>
+        <w:t>I och inom 14 meter från avverkningsanmälan finns fynd av 20 naturvårdsarter, varav 13 är rödlistade, 16 är fridlysta och 3 är typiska (T): grönfink (VU, §4), violettrandad spindling (VU), duvhök (NT, §4), entita (NT, T, §4), fjällig taggsvamp s.str. (NT), gulsparv (NT, §4), järnsparv (NT, §4), nordfladdermus (NT, §4a), persiljespindling (NT), rödvingetrast (NT, §4), skrattmås (NT, §4), tallkötticka (NT), talltita (NT, §4), bergfink (T, §4), tofsmes (T, §4), dvärgpipistrell (§4a), grönsiska (§4), kråka (§4), kungsfågel (§4) och skogsduva (§4). Se Figur 1.</w:t>
       </w:r>
     </w:p>
     <w:p>
@@ -252,6 +252,17 @@
         <w:rPr>
           <w:b/>
         </w:rPr>
+        <w:t>Violettrandad spindling (VU)</w:t>
+      </w:r>
+      <w:r>
+        <w:t xml:space="preserve"> är en sällsynt barrskogsart som bildar mykorrhiza med tall, i kalktallskog och lavtallskog på kalkrik mark. Intensivt skogsbruk med kalavverkning, markberedning etc. minskar artens möjligheter att överleva och dess minskningstakt uppgår till 30 % inom 50 år och överstiger gränsvärdet för Sårbar (VU). Violettrandad spindling är placerad högst upp i Skogsstyrelsens värdepyramid för bedömning av skog med höga naturvärden och på artens kända växtplatser bör avverkning undvikas (SLU Artdatabanken, 2024; Nitare &amp; Skogsstyrelsen, 2019).</w:t>
+      </w:r>
+    </w:p>
+    <w:p>
+      <w:r>
+        <w:rPr>
+          <w:b/>
+        </w:rPr>
         <w:t>Duvhök (NT, §4)</w:t>
       </w:r>
       <w:r>
@@ -283,10 +294,32 @@
         <w:rPr>
           <w:b/>
         </w:rPr>
+        <w:t>Fjällig taggsvamp s.str. (NT)</w:t>
+      </w:r>
+      <w:r>
+        <w:t xml:space="preserve"> bildar mykorrhiza med gran i granskog och barrblandskog, främst på frisk näringsrik mark i äldre skog med lång trädkontinuitet. Den totala populationen i landet har minskat och bedöms fortsätta minska till följd av avverkning av äldre barrskogar. Minskningstakten för den svenska populationen bedöms vara nära gränsvärdet för sårbar (VU) (SLU Artdatabanken, 2026).</w:t>
+      </w:r>
+    </w:p>
+    <w:p>
+      <w:r>
+        <w:rPr>
+          <w:b/>
+        </w:rPr>
         <w:t>Nordfladdermus (NT, §4a)</w:t>
       </w:r>
       <w:r>
         <w:t xml:space="preserve"> omfattas av bilaga 4 EU:s art- och habitatdirektiv vilket innebär ett strikt skydd där arten och dess livsmiljöer ska bevaras. Nordfladdermus föredrar variationsrik skog med förekomst av sjöar, vattendrag och våtmarker och hittas framförallt i halvöppna miljöer som trädbärande beteshagar och i kantzoner mellan skog och odlingsmark. Den undviker stora öppna områden som stora hyggen och större sammanhängande planteringar vilket minskar längden bryn och landskapets heterogenitet och därmed födotillgången och mängden lämpliga jaktplatser. Skogsbruksåtgärder som leder till minskad förekomst av äldre, gles skog och då särskilt tillgång på hålträd och träd med löst sittande bark kan leda till brist på koloniplatser och viloplatser. Nordfladdermus har minskat med 27,5 (5–50) % under de senaste 21 åren och minskningstakten för den svenska populationen bedöms vara nära gränsvärdet för Sårbar (VU). (A2bc) (SLU Artdatabanken, 2024; Skogsstyrelsen, 2016).</w:t>
+      </w:r>
+    </w:p>
+    <w:p>
+      <w:r>
+        <w:rPr>
+          <w:b/>
+        </w:rPr>
+        <w:t>Persiljespindling (NT)</w:t>
+      </w:r>
+      <w:r>
+        <w:t xml:space="preserve"> bildar mykorrhiza med tall, gran och bok i ängsgranskog, kalktallskog och i ängsbokskog på rikare mark. Minskningstakten uppgår till 15 % inom 50 år och bedöms vara nära gränsvärdet för Sårbar (VU). (A2c+3c+4c). Persiljespindlingen hotas av avverkningar och är särskilt känslig eftersom den är knuten till äldre, produktiv barrskog, d.v.s. en skogstyp som är en bristvara i skyddade områden i Sverige och som samtidigt försvinner i snabb takt genom slutavverkningar. Skyddet för äldre ört- och kalkrika barrskogar med trädkontinuitet måste öka och oskyddade bokskogar med persiljespindling måste få ett formellt skydd i form av biotopskydd eller naturreservat (SLU Artdatabanken, 2024).</w:t>
       </w:r>
     </w:p>
     <w:p>
@@ -477,7 +510,7 @@
         <w:rPr>
           <w:i/>
         </w:rPr>
-        <w:t>I det avverkningsanmälda skogsområdet har 17 naturvårdsarter varav 10 rödlistade arter sina livsmiljöer och växtplatser.</w:t>
+        <w:t>I det avverkningsanmälda skogsområdet har 20 naturvårdsarter varav 13 rödlistade arter sina livsmiljöer och växtplatser.</w:t>
       </w:r>
     </w:p>
     <w:p>
@@ -1175,7 +1208,7 @@
     <w:r>
       <w:tab/>
       <w:tab/>
-      <w:t>2026-09-19</w:t>
+      <w:t>2026-09-21</w:t>
       <w:br/>
       <w:br/>
     </w:r>

--- a/klagomål/A 17679-2026 FSC-klagomål.docx
+++ b/klagomål/A 17679-2026 FSC-klagomål.docx
@@ -1208,7 +1208,7 @@
     <w:r>
       <w:tab/>
       <w:tab/>
-      <w:t>2026-09-21</w:t>
+      <w:t>2026-09-23</w:t>
       <w:br/>
       <w:br/>
     </w:r>

--- a/klagomål/A 17679-2026 FSC-klagomål.docx
+++ b/klagomål/A 17679-2026 FSC-klagomål.docx
@@ -1208,7 +1208,7 @@
     <w:r>
       <w:tab/>
       <w:tab/>
-      <w:t>2026-09-23</w:t>
+      <w:t>2026-09-24</w:t>
       <w:br/>
       <w:br/>
     </w:r>

--- a/klagomål/A 17679-2026 FSC-klagomål.docx
+++ b/klagomål/A 17679-2026 FSC-klagomål.docx
@@ -1208,7 +1208,7 @@
     <w:r>
       <w:tab/>
       <w:tab/>
-      <w:t>2026-09-24</w:t>
+      <w:t>2026-09-25</w:t>
       <w:br/>
       <w:br/>
     </w:r>

--- a/klagomål/A 17679-2026 FSC-klagomål.docx
+++ b/klagomål/A 17679-2026 FSC-klagomål.docx
@@ -1208,7 +1208,7 @@
     <w:r>
       <w:tab/>
       <w:tab/>
-      <w:t>2026-09-25</w:t>
+      <w:t>2026-09-26</w:t>
       <w:br/>
       <w:br/>
     </w:r>

--- a/klagomål/A 17679-2026 FSC-klagomål.docx
+++ b/klagomål/A 17679-2026 FSC-klagomål.docx
@@ -1208,7 +1208,7 @@
     <w:r>
       <w:tab/>
       <w:tab/>
-      <w:t>2026-09-26</w:t>
+      <w:t>2026-09-27</w:t>
       <w:br/>
       <w:br/>
     </w:r>

--- a/klagomål/A 17679-2026 FSC-klagomål.docx
+++ b/klagomål/A 17679-2026 FSC-klagomål.docx
@@ -1208,7 +1208,7 @@
     <w:r>
       <w:tab/>
       <w:tab/>
-      <w:t>2026-09-27</w:t>
+      <w:t>2026-09-28</w:t>
       <w:br/>
       <w:br/>
     </w:r>

--- a/klagomål/A 17679-2026 FSC-klagomål.docx
+++ b/klagomål/A 17679-2026 FSC-klagomål.docx
@@ -1208,7 +1208,7 @@
     <w:r>
       <w:tab/>
       <w:tab/>
-      <w:t>2026-09-28</w:t>
+      <w:t>2026-09-29</w:t>
       <w:br/>
       <w:br/>
     </w:r>

--- a/klagomål/A 17679-2026 FSC-klagomål.docx
+++ b/klagomål/A 17679-2026 FSC-klagomål.docx
@@ -1208,7 +1208,7 @@
     <w:r>
       <w:tab/>
       <w:tab/>
-      <w:t>2026-09-29</w:t>
+      <w:t>2026-09-30</w:t>
       <w:br/>
       <w:br/>
     </w:r>

--- a/klagomål/A 17679-2026 FSC-klagomål.docx
+++ b/klagomål/A 17679-2026 FSC-klagomål.docx
@@ -1208,7 +1208,7 @@
     <w:r>
       <w:tab/>
       <w:tab/>
-      <w:t>2026-09-30</w:t>
+      <w:t>2026-10-01</w:t>
       <w:br/>
       <w:br/>
     </w:r>

--- a/klagomål/A 17679-2026 FSC-klagomål.docx
+++ b/klagomål/A 17679-2026 FSC-klagomål.docx
@@ -1208,7 +1208,7 @@
     <w:r>
       <w:tab/>
       <w:tab/>
-      <w:t>2026-10-01</w:t>
+      <w:t>2026-10-02</w:t>
       <w:br/>
       <w:br/>
     </w:r>

--- a/klagomål/A 17679-2026 FSC-klagomål.docx
+++ b/klagomål/A 17679-2026 FSC-klagomål.docx
@@ -1208,7 +1208,7 @@
     <w:r>
       <w:tab/>
       <w:tab/>
-      <w:t>2026-10-02</w:t>
+      <w:t>2026-10-03</w:t>
       <w:br/>
       <w:br/>
     </w:r>

--- a/klagomål/A 17679-2026 FSC-klagomål.docx
+++ b/klagomål/A 17679-2026 FSC-klagomål.docx
@@ -1208,7 +1208,7 @@
     <w:r>
       <w:tab/>
       <w:tab/>
-      <w:t>2026-10-03</w:t>
+      <w:t>2026-10-04</w:t>
       <w:br/>
       <w:br/>
     </w:r>

--- a/klagomål/A 17679-2026 FSC-klagomål.docx
+++ b/klagomål/A 17679-2026 FSC-klagomål.docx
@@ -1208,7 +1208,7 @@
     <w:r>
       <w:tab/>
       <w:tab/>
-      <w:t>2026-10-04</w:t>
+      <w:t>2026-10-05</w:t>
       <w:br/>
       <w:br/>
     </w:r>

--- a/klagomål/A 17679-2026 FSC-klagomål.docx
+++ b/klagomål/A 17679-2026 FSC-klagomål.docx
@@ -1208,7 +1208,7 @@
     <w:r>
       <w:tab/>
       <w:tab/>
-      <w:t>2026-10-05</w:t>
+      <w:t>2026-10-06</w:t>
       <w:br/>
       <w:br/>
     </w:r>

--- a/klagomål/A 17679-2026 FSC-klagomål.docx
+++ b/klagomål/A 17679-2026 FSC-klagomål.docx
@@ -1208,7 +1208,7 @@
     <w:r>
       <w:tab/>
       <w:tab/>
-      <w:t>2026-10-06</w:t>
+      <w:t>2026-10-07</w:t>
       <w:br/>
       <w:br/>
     </w:r>

--- a/klagomål/A 17679-2026 FSC-klagomål.docx
+++ b/klagomål/A 17679-2026 FSC-klagomål.docx
@@ -1208,7 +1208,7 @@
     <w:r>
       <w:tab/>
       <w:tab/>
-      <w:t>2026-10-07</w:t>
+      <w:t>2026-10-08</w:t>
       <w:br/>
       <w:br/>
     </w:r>

--- a/klagomål/A 17679-2026 FSC-klagomål.docx
+++ b/klagomål/A 17679-2026 FSC-klagomål.docx
@@ -1208,7 +1208,7 @@
     <w:r>
       <w:tab/>
       <w:tab/>
-      <w:t>2026-10-08</w:t>
+      <w:t>2026-10-09</w:t>
       <w:br/>
       <w:br/>
     </w:r>

--- a/klagomål/A 17679-2026 FSC-klagomål.docx
+++ b/klagomål/A 17679-2026 FSC-klagomål.docx
@@ -1208,7 +1208,7 @@
     <w:r>
       <w:tab/>
       <w:tab/>
-      <w:t>2026-10-09</w:t>
+      <w:t>2026-10-10</w:t>
       <w:br/>
       <w:br/>
     </w:r>

--- a/klagomål/A 17679-2026 FSC-klagomål.docx
+++ b/klagomål/A 17679-2026 FSC-klagomål.docx
@@ -1208,7 +1208,7 @@
     <w:r>
       <w:tab/>
       <w:tab/>
-      <w:t>2026-10-10</w:t>
+      <w:t>2026-10-11</w:t>
       <w:br/>
       <w:br/>
     </w:r>

--- a/klagomål/A 17679-2026 FSC-klagomål.docx
+++ b/klagomål/A 17679-2026 FSC-klagomål.docx
@@ -1208,7 +1208,7 @@
     <w:r>
       <w:tab/>
       <w:tab/>
-      <w:t>2026-10-11</w:t>
+      <w:t>2026-10-12</w:t>
       <w:br/>
       <w:br/>
     </w:r>

--- a/klagomål/A 17679-2026 FSC-klagomål.docx
+++ b/klagomål/A 17679-2026 FSC-klagomål.docx
@@ -1208,7 +1208,7 @@
     <w:r>
       <w:tab/>
       <w:tab/>
-      <w:t>2026-10-12</w:t>
+      <w:t>2026-10-13</w:t>
       <w:br/>
       <w:br/>
     </w:r>

--- a/klagomål/A 17679-2026 FSC-klagomål.docx
+++ b/klagomål/A 17679-2026 FSC-klagomål.docx
@@ -1208,7 +1208,7 @@
     <w:r>
       <w:tab/>
       <w:tab/>
-      <w:t>2026-10-13</w:t>
+      <w:t>2026-10-14</w:t>
       <w:br/>
       <w:br/>
     </w:r>

--- a/klagomål/A 17679-2026 FSC-klagomål.docx
+++ b/klagomål/A 17679-2026 FSC-klagomål.docx
@@ -1208,7 +1208,7 @@
     <w:r>
       <w:tab/>
       <w:tab/>
-      <w:t>2026-10-14</w:t>
+      <w:t>2026-10-15</w:t>
       <w:br/>
       <w:br/>
     </w:r>

--- a/klagomål/A 17679-2026 FSC-klagomål.docx
+++ b/klagomål/A 17679-2026 FSC-klagomål.docx
@@ -1208,7 +1208,7 @@
     <w:r>
       <w:tab/>
       <w:tab/>
-      <w:t>2026-10-15</w:t>
+      <w:t>2026-10-16</w:t>
       <w:br/>
       <w:br/>
     </w:r>

--- a/klagomål/A 17679-2026 FSC-klagomål.docx
+++ b/klagomål/A 17679-2026 FSC-klagomål.docx
@@ -1208,7 +1208,7 @@
     <w:r>
       <w:tab/>
       <w:tab/>
-      <w:t>2026-10-16</w:t>
+      <w:t>2026-10-17</w:t>
       <w:br/>
       <w:br/>
     </w:r>

--- a/klagomål/A 17679-2026 FSC-klagomål.docx
+++ b/klagomål/A 17679-2026 FSC-klagomål.docx
@@ -1208,7 +1208,7 @@
     <w:r>
       <w:tab/>
       <w:tab/>
-      <w:t>2026-10-17</w:t>
+      <w:t>2026-10-18</w:t>
       <w:br/>
       <w:br/>
     </w:r>

--- a/klagomål/A 17679-2026 FSC-klagomål.docx
+++ b/klagomål/A 17679-2026 FSC-klagomål.docx
@@ -1208,7 +1208,7 @@
     <w:r>
       <w:tab/>
       <w:tab/>
-      <w:t>2026-10-18</w:t>
+      <w:t>2026-10-19</w:t>
       <w:br/>
       <w:br/>
     </w:r>

--- a/klagomål/A 17679-2026 FSC-klagomål.docx
+++ b/klagomål/A 17679-2026 FSC-klagomål.docx
@@ -1208,7 +1208,7 @@
     <w:r>
       <w:tab/>
       <w:tab/>
-      <w:t>2026-10-19</w:t>
+      <w:t>2026-10-20</w:t>
       <w:br/>
       <w:br/>
     </w:r>

--- a/klagomål/A 17679-2026 FSC-klagomål.docx
+++ b/klagomål/A 17679-2026 FSC-klagomål.docx
@@ -1208,7 +1208,7 @@
     <w:r>
       <w:tab/>
       <w:tab/>
-      <w:t>2026-10-20</w:t>
+      <w:t>2026-10-21</w:t>
       <w:br/>
       <w:br/>
     </w:r>

--- a/klagomål/A 17679-2026 FSC-klagomål.docx
+++ b/klagomål/A 17679-2026 FSC-klagomål.docx
@@ -1208,7 +1208,7 @@
     <w:r>
       <w:tab/>
       <w:tab/>
-      <w:t>2026-10-21</w:t>
+      <w:t>2026-10-22</w:t>
       <w:br/>
       <w:br/>
     </w:r>

--- a/klagomål/A 17679-2026 FSC-klagomål.docx
+++ b/klagomål/A 17679-2026 FSC-klagomål.docx
@@ -1208,7 +1208,7 @@
     <w:r>
       <w:tab/>
       <w:tab/>
-      <w:t>2026-10-22</w:t>
+      <w:t>2026-10-23</w:t>
       <w:br/>
       <w:br/>
     </w:r>

--- a/klagomål/A 17679-2026 FSC-klagomål.docx
+++ b/klagomål/A 17679-2026 FSC-klagomål.docx
@@ -1208,7 +1208,7 @@
     <w:r>
       <w:tab/>
       <w:tab/>
-      <w:t>2026-10-23</w:t>
+      <w:t>2026-10-24</w:t>
       <w:br/>
       <w:br/>
     </w:r>

--- a/klagomål/A 17679-2026 FSC-klagomål.docx
+++ b/klagomål/A 17679-2026 FSC-klagomål.docx
@@ -1208,7 +1208,7 @@
     <w:r>
       <w:tab/>
       <w:tab/>
-      <w:t>2026-10-24</w:t>
+      <w:t>2026-10-25</w:t>
       <w:br/>
       <w:br/>
     </w:r>

--- a/klagomål/A 17679-2026 FSC-klagomål.docx
+++ b/klagomål/A 17679-2026 FSC-klagomål.docx
@@ -1208,7 +1208,7 @@
     <w:r>
       <w:tab/>
       <w:tab/>
-      <w:t>2026-10-25</w:t>
+      <w:t>2026-10-26</w:t>
       <w:br/>
       <w:br/>
     </w:r>

--- a/klagomål/A 17679-2026 FSC-klagomål.docx
+++ b/klagomål/A 17679-2026 FSC-klagomål.docx
@@ -1208,7 +1208,7 @@
     <w:r>
       <w:tab/>
       <w:tab/>
-      <w:t>2026-10-26</w:t>
+      <w:t>2026-10-27</w:t>
       <w:br/>
       <w:br/>
     </w:r>

--- a/klagomål/A 17679-2026 FSC-klagomål.docx
+++ b/klagomål/A 17679-2026 FSC-klagomål.docx
@@ -1208,7 +1208,7 @@
     <w:r>
       <w:tab/>
       <w:tab/>
-      <w:t>2026-10-27</w:t>
+      <w:t>2026-10-28</w:t>
       <w:br/>
       <w:br/>
     </w:r>

--- a/klagomål/A 17679-2026 FSC-klagomål.docx
+++ b/klagomål/A 17679-2026 FSC-klagomål.docx
@@ -1208,7 +1208,7 @@
     <w:r>
       <w:tab/>
       <w:tab/>
-      <w:t>2026-10-28</w:t>
+      <w:t>2026-10-29</w:t>
       <w:br/>
       <w:br/>
     </w:r>

--- a/klagomål/A 17679-2026 FSC-klagomål.docx
+++ b/klagomål/A 17679-2026 FSC-klagomål.docx
@@ -1208,7 +1208,7 @@
     <w:r>
       <w:tab/>
       <w:tab/>
-      <w:t>2026-10-29</w:t>
+      <w:t>2026-10-31</w:t>
       <w:br/>
       <w:br/>
     </w:r>
